--- a/fuentes/CF5_Fundamentos_de_Matematica_Financiera.docx
+++ b/fuentes/CF5_Fundamentos_de_Matematica_Financiera.docx
@@ -2804,7 +2804,7 @@
                   <v:imagedata r:id="rId11" o:title=""/>
                   <v:path o:extrusionok="t"/>
                 </v:shape>
-                <o:OLEObject Type="Embed" ProgID="PBrush" ShapeID="_x0000_s0" DrawAspect="Content" ObjectID="_1810029528" r:id="rId12"/>
+                <o:OLEObject Type="Embed" ProgID="PBrush" ShapeID="_x0000_s0" DrawAspect="Content" ObjectID="_1810142659" r:id="rId12"/>
               </w:object>
             </w:r>
           </w:p>
@@ -5339,7 +5339,7 @@
                   <v:imagedata r:id="rId13" o:title=""/>
                   <v:path o:extrusionok="t"/>
                 </v:shape>
-                <o:OLEObject Type="Embed" ProgID="PBrush" ShapeID="_x0000_i1026" DrawAspect="Content" ObjectID="_1810029529" r:id="rId14"/>
+                <o:OLEObject Type="Embed" ProgID="PBrush" ShapeID="_x0000_i1026" DrawAspect="Content" ObjectID="_1810142660" r:id="rId14"/>
               </w:object>
             </w:r>
           </w:p>
@@ -6608,7 +6608,7 @@
                   <v:imagedata r:id="rId19" o:title=""/>
                   <v:path o:extrusionok="t"/>
                 </v:shape>
-                <o:OLEObject Type="Embed" ProgID="PBrush" ShapeID="_x0000_i1027" DrawAspect="Content" ObjectID="_1810029530" r:id="rId20"/>
+                <o:OLEObject Type="Embed" ProgID="PBrush" ShapeID="_x0000_i1027" DrawAspect="Content" ObjectID="_1810142661" r:id="rId20"/>
               </w:object>
             </w:r>
           </w:p>
@@ -22334,7 +22334,7 @@
               <mc:AlternateContent>
                 <mc:Choice Requires="wps">
                   <w:drawing>
-                    <wp:anchor distT="0" distB="0" distL="0" distR="0" simplePos="0" relativeHeight="251665408" behindDoc="0" locked="0" layoutInCell="1" hidden="0" allowOverlap="1" wp14:anchorId="298D478F" wp14:editId="2BFEF2A5">
+                    <wp:anchor distT="0" distB="0" distL="0" distR="0" simplePos="0" relativeHeight="251665408" behindDoc="0" locked="0" layoutInCell="1" hidden="0" allowOverlap="1" wp14:anchorId="298D478F" wp14:editId="1C2A757C">
                       <wp:simplePos x="0" y="0"/>
                       <wp:positionH relativeFrom="column">
                         <wp:posOffset>393700</wp:posOffset>
@@ -22353,8 +22353,8 @@
                             <wps:cNvSpPr/>
                             <wps:spPr>
                               <a:xfrm>
-                                <a:off x="3841050" y="3432338"/>
-                                <a:ext cx="3009900" cy="695325"/>
+                                <a:off x="0" y="0"/>
+                                <a:ext cx="3019425" cy="704850"/>
                               </a:xfrm>
                               <a:prstGeom prst="roundRect">
                                 <a:avLst>
@@ -22395,7 +22395,7 @@
                 </mc:Choice>
                 <mc:Fallback>
                   <w:pict>
-                    <v:roundrect w14:anchorId="298D478F" id="Rectángulo: esquinas redondeadas 1075" o:spid="_x0000_s1032" style="position:absolute;margin-left:31pt;margin-top:1pt;width:237.75pt;height:55.5pt;z-index:251665408;visibility:visible;mso-wrap-style:square;mso-wrap-distance-left:0;mso-wrap-distance-top:0;mso-wrap-distance-right:0;mso-wrap-distance-bottom:0;mso-position-horizontal:absolute;mso-position-horizontal-relative:text;mso-position-vertical:absolute;mso-position-vertical-relative:text;v-text-anchor:middle" arcsize="10923f" o:gfxdata="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">
+                    <v:roundrect w14:anchorId="298D478F" id="Rectángulo: esquinas redondeadas 1075" o:spid="_x0000_s1032" style="position:absolute;margin-left:31pt;margin-top:1pt;width:237.75pt;height:55.5pt;z-index:251665408;visibility:visible;mso-wrap-style:square;mso-wrap-distance-left:0;mso-wrap-distance-top:0;mso-wrap-distance-right:0;mso-wrap-distance-bottom:0;mso-position-horizontal:absolute;mso-position-horizontal-relative:text;mso-position-vertical:absolute;mso-position-vertical-relative:text;v-text-anchor:middle" arcsize="10923f" o:gfxdata="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">
                       <v:stroke startarrowwidth="narrow" startarrowlength="short" endarrowwidth="narrow" endarrowlength="short" joinstyle="miter"/>
                       <v:textbox inset="2.53958mm,2.53958mm,2.53958mm,2.53958mm">
                         <w:txbxContent>
@@ -23919,7 +23919,7 @@
                 <w:szCs w:val="20"/>
                 <w:highlight w:val="white"/>
               </w:rPr>
-              <w:t>De acuerdo con lo anterior, se observa que el proyecto es viable, teniendo en cuenta que se recupera la inversión, además de generar una ganancia.  La TIR (184%) es mayor que la tasa de descuento (14%).</w:t>
+              <w:t>De acuerdo con lo anterior, se observa que el proyecto es viable, teniendo en cuenta que se recupera la inversión, además de generar una ganancia.  La TIR (18%) es mayor que la tasa de descuento (14%).</w:t>
             </w:r>
           </w:p>
           <w:p>
@@ -41036,7 +41036,21 @@
                 <w:sz w:val="20"/>
                 <w:szCs w:val="20"/>
               </w:rPr>
-              <w:t xml:space="preserve"> (6.a ed.). Ecoe Ediciones. </w:t>
+              <w:t xml:space="preserve"> (</w:t>
+            </w:r>
+            <w:r>
+              <w:rPr>
+                <w:sz w:val="20"/>
+                <w:szCs w:val="20"/>
+              </w:rPr>
+              <w:t>5</w:t>
+            </w:r>
+            <w:r>
+              <w:rPr>
+                <w:sz w:val="20"/>
+                <w:szCs w:val="20"/>
+              </w:rPr>
+              <w:t xml:space="preserve">.a ed.). Ecoe Ediciones. </w:t>
             </w:r>
             <w:hyperlink r:id="rId90">
               <w:r>
@@ -43931,9 +43945,7 @@
       <w:tblStyleRowBandSize w:val="1"/>
       <w:tblStyleColBandSize w:val="1"/>
       <w:tblCellMar>
-        <w:top w:w="0" w:type="dxa"/>
         <w:left w:w="115" w:type="dxa"/>
-        <w:bottom w:w="0" w:type="dxa"/>
         <w:right w:w="115" w:type="dxa"/>
       </w:tblCellMar>
     </w:tblPr>
@@ -43952,9 +43964,7 @@
       <w:tblStyleRowBandSize w:val="1"/>
       <w:tblStyleColBandSize w:val="1"/>
       <w:tblCellMar>
-        <w:top w:w="0" w:type="dxa"/>
         <w:left w:w="115" w:type="dxa"/>
-        <w:bottom w:w="0" w:type="dxa"/>
         <w:right w:w="115" w:type="dxa"/>
       </w:tblCellMar>
     </w:tblPr>
@@ -43973,9 +43983,7 @@
       <w:tblStyleRowBandSize w:val="1"/>
       <w:tblStyleColBandSize w:val="1"/>
       <w:tblCellMar>
-        <w:top w:w="0" w:type="dxa"/>
         <w:left w:w="115" w:type="dxa"/>
-        <w:bottom w:w="0" w:type="dxa"/>
         <w:right w:w="115" w:type="dxa"/>
       </w:tblCellMar>
     </w:tblPr>
@@ -43994,9 +44002,7 @@
       <w:tblStyleRowBandSize w:val="1"/>
       <w:tblStyleColBandSize w:val="1"/>
       <w:tblCellMar>
-        <w:top w:w="0" w:type="dxa"/>
         <w:left w:w="115" w:type="dxa"/>
-        <w:bottom w:w="0" w:type="dxa"/>
         <w:right w:w="115" w:type="dxa"/>
       </w:tblCellMar>
     </w:tblPr>
@@ -44015,9 +44021,7 @@
       <w:tblStyleRowBandSize w:val="1"/>
       <w:tblStyleColBandSize w:val="1"/>
       <w:tblCellMar>
-        <w:top w:w="0" w:type="dxa"/>
         <w:left w:w="115" w:type="dxa"/>
-        <w:bottom w:w="0" w:type="dxa"/>
         <w:right w:w="115" w:type="dxa"/>
       </w:tblCellMar>
     </w:tblPr>
@@ -44036,9 +44040,7 @@
       <w:tblStyleRowBandSize w:val="1"/>
       <w:tblStyleColBandSize w:val="1"/>
       <w:tblCellMar>
-        <w:top w:w="0" w:type="dxa"/>
         <w:left w:w="115" w:type="dxa"/>
-        <w:bottom w:w="0" w:type="dxa"/>
         <w:right w:w="115" w:type="dxa"/>
       </w:tblCellMar>
     </w:tblPr>
@@ -44057,9 +44059,7 @@
       <w:tblStyleRowBandSize w:val="1"/>
       <w:tblStyleColBandSize w:val="1"/>
       <w:tblCellMar>
-        <w:top w:w="0" w:type="dxa"/>
         <w:left w:w="115" w:type="dxa"/>
-        <w:bottom w:w="0" w:type="dxa"/>
         <w:right w:w="115" w:type="dxa"/>
       </w:tblCellMar>
     </w:tblPr>
@@ -44078,9 +44078,7 @@
       <w:tblStyleRowBandSize w:val="1"/>
       <w:tblStyleColBandSize w:val="1"/>
       <w:tblCellMar>
-        <w:top w:w="0" w:type="dxa"/>
         <w:left w:w="115" w:type="dxa"/>
-        <w:bottom w:w="0" w:type="dxa"/>
         <w:right w:w="115" w:type="dxa"/>
       </w:tblCellMar>
     </w:tblPr>
@@ -44099,9 +44097,7 @@
       <w:tblStyleRowBandSize w:val="1"/>
       <w:tblStyleColBandSize w:val="1"/>
       <w:tblCellMar>
-        <w:top w:w="0" w:type="dxa"/>
         <w:left w:w="115" w:type="dxa"/>
-        <w:bottom w:w="0" w:type="dxa"/>
         <w:right w:w="115" w:type="dxa"/>
       </w:tblCellMar>
     </w:tblPr>
@@ -44120,9 +44116,7 @@
       <w:tblStyleRowBandSize w:val="1"/>
       <w:tblStyleColBandSize w:val="1"/>
       <w:tblCellMar>
-        <w:top w:w="0" w:type="dxa"/>
         <w:left w:w="115" w:type="dxa"/>
-        <w:bottom w:w="0" w:type="dxa"/>
         <w:right w:w="115" w:type="dxa"/>
       </w:tblCellMar>
     </w:tblPr>
@@ -44141,9 +44135,7 @@
       <w:tblStyleRowBandSize w:val="1"/>
       <w:tblStyleColBandSize w:val="1"/>
       <w:tblCellMar>
-        <w:top w:w="0" w:type="dxa"/>
         <w:left w:w="115" w:type="dxa"/>
-        <w:bottom w:w="0" w:type="dxa"/>
         <w:right w:w="115" w:type="dxa"/>
       </w:tblCellMar>
     </w:tblPr>
@@ -44452,9 +44444,7 @@
       <w:tblStyleRowBandSize w:val="1"/>
       <w:tblStyleColBandSize w:val="1"/>
       <w:tblCellMar>
-        <w:top w:w="0" w:type="dxa"/>
         <w:left w:w="115" w:type="dxa"/>
-        <w:bottom w:w="0" w:type="dxa"/>
         <w:right w:w="115" w:type="dxa"/>
       </w:tblCellMar>
     </w:tblPr>
@@ -44465,9 +44455,7 @@
       <w:tblStyleRowBandSize w:val="1"/>
       <w:tblStyleColBandSize w:val="1"/>
       <w:tblCellMar>
-        <w:top w:w="0" w:type="dxa"/>
         <w:left w:w="115" w:type="dxa"/>
-        <w:bottom w:w="0" w:type="dxa"/>
         <w:right w:w="115" w:type="dxa"/>
       </w:tblCellMar>
     </w:tblPr>
@@ -44478,9 +44466,7 @@
       <w:tblStyleRowBandSize w:val="1"/>
       <w:tblStyleColBandSize w:val="1"/>
       <w:tblCellMar>
-        <w:top w:w="0" w:type="dxa"/>
         <w:left w:w="108" w:type="dxa"/>
-        <w:bottom w:w="0" w:type="dxa"/>
         <w:right w:w="108" w:type="dxa"/>
       </w:tblCellMar>
     </w:tblPr>
@@ -44491,9 +44477,7 @@
       <w:tblStyleRowBandSize w:val="1"/>
       <w:tblStyleColBandSize w:val="1"/>
       <w:tblCellMar>
-        <w:top w:w="0" w:type="dxa"/>
         <w:left w:w="108" w:type="dxa"/>
-        <w:bottom w:w="0" w:type="dxa"/>
         <w:right w:w="108" w:type="dxa"/>
       </w:tblCellMar>
     </w:tblPr>
@@ -44504,9 +44488,7 @@
       <w:tblStyleRowBandSize w:val="1"/>
       <w:tblStyleColBandSize w:val="1"/>
       <w:tblCellMar>
-        <w:top w:w="0" w:type="dxa"/>
         <w:left w:w="108" w:type="dxa"/>
-        <w:bottom w:w="0" w:type="dxa"/>
         <w:right w:w="108" w:type="dxa"/>
       </w:tblCellMar>
     </w:tblPr>
@@ -44517,9 +44499,7 @@
       <w:tblStyleRowBandSize w:val="1"/>
       <w:tblStyleColBandSize w:val="1"/>
       <w:tblCellMar>
-        <w:top w:w="0" w:type="dxa"/>
         <w:left w:w="108" w:type="dxa"/>
-        <w:bottom w:w="0" w:type="dxa"/>
         <w:right w:w="108" w:type="dxa"/>
       </w:tblCellMar>
     </w:tblPr>
@@ -44530,9 +44510,7 @@
       <w:tblStyleRowBandSize w:val="1"/>
       <w:tblStyleColBandSize w:val="1"/>
       <w:tblCellMar>
-        <w:top w:w="0" w:type="dxa"/>
         <w:left w:w="108" w:type="dxa"/>
-        <w:bottom w:w="0" w:type="dxa"/>
         <w:right w:w="108" w:type="dxa"/>
       </w:tblCellMar>
     </w:tblPr>
@@ -44543,9 +44521,7 @@
       <w:tblStyleRowBandSize w:val="1"/>
       <w:tblStyleColBandSize w:val="1"/>
       <w:tblCellMar>
-        <w:top w:w="0" w:type="dxa"/>
         <w:left w:w="108" w:type="dxa"/>
-        <w:bottom w:w="0" w:type="dxa"/>
         <w:right w:w="108" w:type="dxa"/>
       </w:tblCellMar>
     </w:tblPr>
@@ -44556,9 +44532,7 @@
       <w:tblStyleRowBandSize w:val="1"/>
       <w:tblStyleColBandSize w:val="1"/>
       <w:tblCellMar>
-        <w:top w:w="0" w:type="dxa"/>
         <w:left w:w="108" w:type="dxa"/>
-        <w:bottom w:w="0" w:type="dxa"/>
         <w:right w:w="108" w:type="dxa"/>
       </w:tblCellMar>
     </w:tblPr>
@@ -44569,9 +44543,7 @@
       <w:tblStyleRowBandSize w:val="1"/>
       <w:tblStyleColBandSize w:val="1"/>
       <w:tblCellMar>
-        <w:top w:w="0" w:type="dxa"/>
         <w:left w:w="70" w:type="dxa"/>
-        <w:bottom w:w="0" w:type="dxa"/>
         <w:right w:w="70" w:type="dxa"/>
       </w:tblCellMar>
     </w:tblPr>
@@ -44582,9 +44554,7 @@
       <w:tblStyleRowBandSize w:val="1"/>
       <w:tblStyleColBandSize w:val="1"/>
       <w:tblCellMar>
-        <w:top w:w="0" w:type="dxa"/>
         <w:left w:w="70" w:type="dxa"/>
-        <w:bottom w:w="0" w:type="dxa"/>
         <w:right w:w="70" w:type="dxa"/>
       </w:tblCellMar>
     </w:tblPr>
@@ -44595,9 +44565,7 @@
       <w:tblStyleRowBandSize w:val="1"/>
       <w:tblStyleColBandSize w:val="1"/>
       <w:tblCellMar>
-        <w:top w:w="0" w:type="dxa"/>
         <w:left w:w="70" w:type="dxa"/>
-        <w:bottom w:w="0" w:type="dxa"/>
         <w:right w:w="70" w:type="dxa"/>
       </w:tblCellMar>
     </w:tblPr>
@@ -44608,9 +44576,7 @@
       <w:tblStyleRowBandSize w:val="1"/>
       <w:tblStyleColBandSize w:val="1"/>
       <w:tblCellMar>
-        <w:top w:w="0" w:type="dxa"/>
         <w:left w:w="70" w:type="dxa"/>
-        <w:bottom w:w="0" w:type="dxa"/>
         <w:right w:w="70" w:type="dxa"/>
       </w:tblCellMar>
     </w:tblPr>
@@ -44621,9 +44587,7 @@
       <w:tblStyleRowBandSize w:val="1"/>
       <w:tblStyleColBandSize w:val="1"/>
       <w:tblCellMar>
-        <w:top w:w="0" w:type="dxa"/>
         <w:left w:w="70" w:type="dxa"/>
-        <w:bottom w:w="0" w:type="dxa"/>
         <w:right w:w="70" w:type="dxa"/>
       </w:tblCellMar>
     </w:tblPr>
@@ -44634,9 +44598,7 @@
       <w:tblStyleRowBandSize w:val="1"/>
       <w:tblStyleColBandSize w:val="1"/>
       <w:tblCellMar>
-        <w:top w:w="0" w:type="dxa"/>
         <w:left w:w="70" w:type="dxa"/>
-        <w:bottom w:w="0" w:type="dxa"/>
         <w:right w:w="70" w:type="dxa"/>
       </w:tblCellMar>
     </w:tblPr>
@@ -44647,9 +44609,7 @@
       <w:tblStyleRowBandSize w:val="1"/>
       <w:tblStyleColBandSize w:val="1"/>
       <w:tblCellMar>
-        <w:top w:w="0" w:type="dxa"/>
         <w:left w:w="108" w:type="dxa"/>
-        <w:bottom w:w="0" w:type="dxa"/>
         <w:right w:w="108" w:type="dxa"/>
       </w:tblCellMar>
     </w:tblPr>
@@ -44660,9 +44620,7 @@
       <w:tblStyleRowBandSize w:val="1"/>
       <w:tblStyleColBandSize w:val="1"/>
       <w:tblCellMar>
-        <w:top w:w="0" w:type="dxa"/>
         <w:left w:w="70" w:type="dxa"/>
-        <w:bottom w:w="0" w:type="dxa"/>
         <w:right w:w="70" w:type="dxa"/>
       </w:tblCellMar>
     </w:tblPr>
@@ -44673,9 +44631,7 @@
       <w:tblStyleRowBandSize w:val="1"/>
       <w:tblStyleColBandSize w:val="1"/>
       <w:tblCellMar>
-        <w:top w:w="0" w:type="dxa"/>
         <w:left w:w="115" w:type="dxa"/>
-        <w:bottom w:w="0" w:type="dxa"/>
         <w:right w:w="115" w:type="dxa"/>
       </w:tblCellMar>
     </w:tblPr>
@@ -44686,9 +44642,7 @@
       <w:tblStyleRowBandSize w:val="1"/>
       <w:tblStyleColBandSize w:val="1"/>
       <w:tblCellMar>
-        <w:top w:w="0" w:type="dxa"/>
         <w:left w:w="70" w:type="dxa"/>
-        <w:bottom w:w="0" w:type="dxa"/>
         <w:right w:w="70" w:type="dxa"/>
       </w:tblCellMar>
     </w:tblPr>
@@ -44699,9 +44653,7 @@
       <w:tblStyleRowBandSize w:val="1"/>
       <w:tblStyleColBandSize w:val="1"/>
       <w:tblCellMar>
-        <w:top w:w="0" w:type="dxa"/>
         <w:left w:w="108" w:type="dxa"/>
-        <w:bottom w:w="0" w:type="dxa"/>
         <w:right w:w="108" w:type="dxa"/>
       </w:tblCellMar>
     </w:tblPr>
@@ -44712,9 +44664,7 @@
       <w:tblStyleRowBandSize w:val="1"/>
       <w:tblStyleColBandSize w:val="1"/>
       <w:tblCellMar>
-        <w:top w:w="0" w:type="dxa"/>
         <w:left w:w="70" w:type="dxa"/>
-        <w:bottom w:w="0" w:type="dxa"/>
         <w:right w:w="70" w:type="dxa"/>
       </w:tblCellMar>
     </w:tblPr>
@@ -44725,9 +44675,7 @@
       <w:tblStyleRowBandSize w:val="1"/>
       <w:tblStyleColBandSize w:val="1"/>
       <w:tblCellMar>
-        <w:top w:w="0" w:type="dxa"/>
         <w:left w:w="108" w:type="dxa"/>
-        <w:bottom w:w="0" w:type="dxa"/>
         <w:right w:w="108" w:type="dxa"/>
       </w:tblCellMar>
     </w:tblPr>
@@ -44738,9 +44686,7 @@
       <w:tblStyleRowBandSize w:val="1"/>
       <w:tblStyleColBandSize w:val="1"/>
       <w:tblCellMar>
-        <w:top w:w="0" w:type="dxa"/>
         <w:left w:w="115" w:type="dxa"/>
-        <w:bottom w:w="0" w:type="dxa"/>
         <w:right w:w="115" w:type="dxa"/>
       </w:tblCellMar>
     </w:tblPr>
@@ -44751,9 +44697,7 @@
       <w:tblStyleRowBandSize w:val="1"/>
       <w:tblStyleColBandSize w:val="1"/>
       <w:tblCellMar>
-        <w:top w:w="0" w:type="dxa"/>
         <w:left w:w="115" w:type="dxa"/>
-        <w:bottom w:w="0" w:type="dxa"/>
         <w:right w:w="115" w:type="dxa"/>
       </w:tblCellMar>
     </w:tblPr>
@@ -44764,9 +44708,7 @@
       <w:tblStyleRowBandSize w:val="1"/>
       <w:tblStyleColBandSize w:val="1"/>
       <w:tblCellMar>
-        <w:top w:w="0" w:type="dxa"/>
         <w:left w:w="115" w:type="dxa"/>
-        <w:bottom w:w="0" w:type="dxa"/>
         <w:right w:w="115" w:type="dxa"/>
       </w:tblCellMar>
     </w:tblPr>
@@ -44777,9 +44719,7 @@
       <w:tblStyleRowBandSize w:val="1"/>
       <w:tblStyleColBandSize w:val="1"/>
       <w:tblCellMar>
-        <w:top w:w="0" w:type="dxa"/>
         <w:left w:w="115" w:type="dxa"/>
-        <w:bottom w:w="0" w:type="dxa"/>
         <w:right w:w="115" w:type="dxa"/>
       </w:tblCellMar>
     </w:tblPr>
@@ -44790,9 +44730,7 @@
       <w:tblStyleRowBandSize w:val="1"/>
       <w:tblStyleColBandSize w:val="1"/>
       <w:tblCellMar>
-        <w:top w:w="0" w:type="dxa"/>
         <w:left w:w="115" w:type="dxa"/>
-        <w:bottom w:w="0" w:type="dxa"/>
         <w:right w:w="115" w:type="dxa"/>
       </w:tblCellMar>
     </w:tblPr>
@@ -44803,9 +44741,7 @@
       <w:tblStyleRowBandSize w:val="1"/>
       <w:tblStyleColBandSize w:val="1"/>
       <w:tblCellMar>
-        <w:top w:w="0" w:type="dxa"/>
         <w:left w:w="115" w:type="dxa"/>
-        <w:bottom w:w="0" w:type="dxa"/>
         <w:right w:w="115" w:type="dxa"/>
       </w:tblCellMar>
     </w:tblPr>
@@ -45134,6 +45070,32 @@
 </file>
 
 <file path=customXml/item1.xml><?xml version="1.0" encoding="utf-8"?>
+<p:properties xmlns:p="http://schemas.microsoft.com/office/2006/metadata/properties" xmlns:xsi="http://www.w3.org/2001/XMLSchema-instance" xmlns:pc="http://schemas.microsoft.com/office/infopath/2007/PartnerControls">
+  <documentManagement>
+    <TaxCatchAll xmlns="cb45339b-ced9-4d0d-8f64-77573914d53b" xsi:nil="true"/>
+    <lcf76f155ced4ddcb4097134ff3c332f xmlns="43a3ca16-9c26-4813-b83f-4aec9927b43f">
+      <Terms xmlns="http://schemas.microsoft.com/office/infopath/2007/PartnerControls"/>
+    </lcf76f155ced4ddcb4097134ff3c332f>
+  </documentManagement>
+</p:properties>
+</file>
+
+<file path=customXml/item2.xml><?xml version="1.0" encoding="utf-8"?>
+<go:gDocsCustomXmlDataStorage xmlns:go="http://customooxmlschemas.google.com/" xmlns:r="http://schemas.openxmlformats.org/officeDocument/2006/relationships">
+  <go:docsCustomData xmlns:go="http://customooxmlschemas.google.com/" roundtripDataSignature="AMtx7miI9o/ZTeuhI3VhtbGxlS/JoIeruA==">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</go:docsCustomData>
+</go:gDocsCustomXmlDataStorage>
+</file>
+
+<file path=customXml/item3.xml><?xml version="1.0" encoding="utf-8"?>
+<?mso-contentType ?>
+<FormTemplates xmlns="http://schemas.microsoft.com/sharepoint/v3/contenttype/forms">
+  <Display>DocumentLibraryForm</Display>
+  <Edit>DocumentLibraryForm</Edit>
+  <New>DocumentLibraryForm</New>
+</FormTemplates>
+</file>
+
+<file path=customXml/item4.xml><?xml version="1.0" encoding="utf-8"?>
 <ct:contentTypeSchema xmlns:ct="http://schemas.microsoft.com/office/2006/metadata/contentType" xmlns:ma="http://schemas.microsoft.com/office/2006/metadata/properties/metaAttributes" ct:_="" ma:_="" ma:contentTypeName="Document" ma:contentTypeID="0x01010049282E1EDBE9234EA9E6D38F720E265F" ma:contentTypeVersion="15" ma:contentTypeDescription="Create a new document." ma:contentTypeScope="" ma:versionID="d74b11659fba189f3e84ecbf6606621e">
   <xsd:schema xmlns:xsd="http://www.w3.org/2001/XMLSchema" xmlns:xs="http://www.w3.org/2001/XMLSchema" xmlns:p="http://schemas.microsoft.com/office/2006/metadata/properties" xmlns:ns2="cb45339b-ced9-4d0d-8f64-77573914d53b" xmlns:ns3="43a3ca16-9c26-4813-b83f-4aec9927b43f" targetNamespace="http://schemas.microsoft.com/office/2006/metadata/properties" ma:root="true" ma:fieldsID="9a83cb40efc763857d49d6ce4ef9b78f" ns2:_="" ns3:_="">
     <xsd:import namespace="cb45339b-ced9-4d0d-8f64-77573914d53b"/>
@@ -45368,33 +45330,35 @@
 </ct:contentTypeSchema>
 </file>
 
-<file path=customXml/item2.xml><?xml version="1.0" encoding="utf-8"?>
-<?mso-contentType ?>
-<FormTemplates xmlns="http://schemas.microsoft.com/sharepoint/v3/contenttype/forms">
-  <Display>DocumentLibraryForm</Display>
-  <Edit>DocumentLibraryForm</Edit>
-  <New>DocumentLibraryForm</New>
-</FormTemplates>
+<file path=customXml/itemProps1.xml><?xml version="1.0" encoding="utf-8"?>
+<ds:datastoreItem xmlns:ds="http://schemas.openxmlformats.org/officeDocument/2006/customXml" ds:itemID="{08427DCE-7BB3-40EC-B7AE-46D9B610887A}">
+  <ds:schemaRefs>
+    <ds:schemaRef ds:uri="http://schemas.microsoft.com/office/2006/metadata/properties"/>
+    <ds:schemaRef ds:uri="http://schemas.microsoft.com/office/infopath/2007/PartnerControls"/>
+    <ds:schemaRef ds:uri="cb45339b-ced9-4d0d-8f64-77573914d53b"/>
+    <ds:schemaRef ds:uri="43a3ca16-9c26-4813-b83f-4aec9927b43f"/>
+  </ds:schemaRefs>
+</ds:datastoreItem>
 </file>
 
-<file path=customXml/item3.xml><?xml version="1.0" encoding="utf-8"?>
-<go:gDocsCustomXmlDataStorage xmlns:go="http://customooxmlschemas.google.com/" xmlns:r="http://schemas.openxmlformats.org/officeDocument/2006/relationships">
-  <go:docsCustomData xmlns:go="http://customooxmlschemas.google.com/" roundtripDataSignature="AMtx7miI9o/ZTeuhI3VhtbGxlS/JoIeruA==">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</go:docsCustomData>
-</go:gDocsCustomXmlDataStorage>
+<file path=customXml/itemProps2.xml><?xml version="1.0" encoding="utf-8"?>
+<ds:datastoreItem xmlns:ds="http://schemas.openxmlformats.org/officeDocument/2006/customXml" ds:itemID="{11111111-1234-1234-1234-123412341234}">
+  <ds:schemaRefs>
+    <ds:schemaRef ds:uri="http://customooxmlschemas.google.com/"/>
+    <ds:schemaRef ds:uri="http://schemas.openxmlformats.org/officeDocument/2006/relationships"/>
+  </ds:schemaRefs>
+</ds:datastoreItem>
 </file>
 
-<file path=customXml/item4.xml><?xml version="1.0" encoding="utf-8"?>
-<p:properties xmlns:p="http://schemas.microsoft.com/office/2006/metadata/properties" xmlns:xsi="http://www.w3.org/2001/XMLSchema-instance" xmlns:pc="http://schemas.microsoft.com/office/infopath/2007/PartnerControls">
-  <documentManagement>
-    <TaxCatchAll xmlns="cb45339b-ced9-4d0d-8f64-77573914d53b" xsi:nil="true"/>
-    <lcf76f155ced4ddcb4097134ff3c332f xmlns="43a3ca16-9c26-4813-b83f-4aec9927b43f">
-      <Terms xmlns="http://schemas.microsoft.com/office/infopath/2007/PartnerControls"/>
-    </lcf76f155ced4ddcb4097134ff3c332f>
-  </documentManagement>
-</p:properties>
+<file path=customXml/itemProps3.xml><?xml version="1.0" encoding="utf-8"?>
+<ds:datastoreItem xmlns:ds="http://schemas.openxmlformats.org/officeDocument/2006/customXml" ds:itemID="{643586CD-3107-4B34-8714-11FCBB3F5AB0}">
+  <ds:schemaRefs>
+    <ds:schemaRef ds:uri="http://schemas.microsoft.com/sharepoint/v3/contenttype/forms"/>
+  </ds:schemaRefs>
+</ds:datastoreItem>
 </file>
 
-<file path=customXml/itemProps1.xml><?xml version="1.0" encoding="utf-8"?>
+<file path=customXml/itemProps4.xml><?xml version="1.0" encoding="utf-8"?>
 <ds:datastoreItem xmlns:ds="http://schemas.openxmlformats.org/officeDocument/2006/customXml" ds:itemID="{A9EEB10D-F687-4B82-AB0C-7C578F1EE7C3}">
   <ds:schemaRefs>
     <ds:schemaRef ds:uri="http://schemas.microsoft.com/office/2006/metadata/contentType"/>
@@ -45411,32 +45375,4 @@
     <ds:schemaRef ds:uri="http://schemas.microsoft.com/internal/obd"/>
   </ds:schemaRefs>
 </ds:datastoreItem>
-</file>
-
-<file path=customXml/itemProps2.xml><?xml version="1.0" encoding="utf-8"?>
-<ds:datastoreItem xmlns:ds="http://schemas.openxmlformats.org/officeDocument/2006/customXml" ds:itemID="{643586CD-3107-4B34-8714-11FCBB3F5AB0}">
-  <ds:schemaRefs>
-    <ds:schemaRef ds:uri="http://schemas.microsoft.com/sharepoint/v3/contenttype/forms"/>
-  </ds:schemaRefs>
-</ds:datastoreItem>
-</file>
-
-<file path=customXml/itemProps3.xml><?xml version="1.0" encoding="utf-8"?>
-<ds:datastoreItem xmlns:ds="http://schemas.openxmlformats.org/officeDocument/2006/customXml" ds:itemID="{11111111-1234-1234-1234-123412341234}">
-  <ds:schemaRefs>
-    <ds:schemaRef ds:uri="http://customooxmlschemas.google.com/"/>
-    <ds:schemaRef ds:uri="http://schemas.openxmlformats.org/officeDocument/2006/relationships"/>
-  </ds:schemaRefs>
-</ds:datastoreItem>
-</file>
-
-<file path=customXml/itemProps4.xml><?xml version="1.0" encoding="utf-8"?>
-<ds:datastoreItem xmlns:ds="http://schemas.openxmlformats.org/officeDocument/2006/customXml" ds:itemID="{08427DCE-7BB3-40EC-B7AE-46D9B610887A}">
-  <ds:schemaRefs>
-    <ds:schemaRef ds:uri="http://schemas.microsoft.com/office/2006/metadata/properties"/>
-    <ds:schemaRef ds:uri="http://schemas.microsoft.com/office/infopath/2007/PartnerControls"/>
-    <ds:schemaRef ds:uri="cb45339b-ced9-4d0d-8f64-77573914d53b"/>
-    <ds:schemaRef ds:uri="43a3ca16-9c26-4813-b83f-4aec9927b43f"/>
-  </ds:schemaRefs>
-</ds:datastoreItem>
 </file>